--- a/Proyecto Interno/review-food-security-paper/Hallazgos/zoomv1.docx
+++ b/Proyecto Interno/review-food-security-paper/Hallazgos/zoomv1.docx
@@ -401,7 +401,25 @@
           <w:sz w:val="24"/>
           <w:szCs w:val="24"/>
         </w:rPr>
-        <w:t xml:space="preserve"> marca de forma explícita. Sobre esos costos base de 2017, los ajustan a 2020 usando el modelo de equilibrio general computable MIRAGRODEP (basado en datos macroeconómicos y sectoriales de GTAP v.10) y sus extensiones a nivel de hogar, asumiendo que los precios relativos de los alimentos no cambiaron entre 2017 y 2020 dado el crecimiento económico modesto en ese periodo. Para 2021 y 2022 aplican tres escenarios de crecimiento del ingreso nacional bruto (optimista, moderado, pesimista), asumiendo que las disrupciones del sistema alimentario se van desvaneciendo pero los efectos macroeconómicos e ingreso persisten. Con esos costos y escenarios de ingreso, y bajo el supuesto de que el 63% del ingreso puede destinarse a alimentación (tomado también del SOFI 2020), estiman la proporción de población que podría costear 100%, 75%, 50% o 25% del costo de cada dieta. Por separado, usan MIRAGRODEP para proyectar cambios en el consumo per cápita de 10 grupos de alimentos agregados, determinados endógenamente por el modelo a partir de tres factores: elasticidades ingreso alimento específicas por producto, cambios de comportamiento asociados a la pandemia (en particular menor demanda de alimentos fuera del hogar, FAFH) y cambios en precios relativos por disrupciones logísticas y de cadena de suministro durante los confinamientos.</w:t>
+        <w:t xml:space="preserve"> marca de forma explícita. Sobre esos costos base de 2017, los ajustan a 2020 usando el modelo de equilibrio general computable MIRAGRODEP (basado en datos macroeconómicos y sectoriales de GTAP v.10) y sus extensiones a nivel de hogar, asumiendo que los precios relativos de los alimentos no cambiaron entre 2017 y 2020 dado el crecimiento económico modesto en ese periodo. Para 2021 y 2022 aplican tres escenarios de crecimiento del ingreso nacional bruto (optimista, moderado, pesimista), asumiendo que las disrupciones del sistema alimentario se van </w:t>
+      </w:r>
+      <w:proofErr w:type="gramStart"/>
+      <w:r>
+        <w:rPr>
+          <w:rFonts w:ascii="Times New Roman" w:hAnsi="Times New Roman" w:cs="Times New Roman"/>
+          <w:sz w:val="24"/>
+          <w:szCs w:val="24"/>
+        </w:rPr>
+        <w:t>desvaneciendo</w:t>
+      </w:r>
+      <w:proofErr w:type="gramEnd"/>
+      <w:r>
+        <w:rPr>
+          <w:rFonts w:ascii="Times New Roman" w:hAnsi="Times New Roman" w:cs="Times New Roman"/>
+          <w:sz w:val="24"/>
+          <w:szCs w:val="24"/>
+        </w:rPr>
+        <w:t xml:space="preserve"> pero los efectos macroeconómicos e ingreso persisten. Con esos costos y escenarios de ingreso, y bajo el supuesto de que el 63% del ingreso puede destinarse a alimentación (tomado también del SOFI 2020), estiman la proporción de población que podría costear 100%, 75%, 50% o 25% del costo de cada dieta. Por separado, usan MIRAGRODEP para proyectar cambios en el consumo per cápita de 10 grupos de alimentos agregados, determinados endógenamente por el modelo a partir de tres factores: elasticidades ingreso alimento específicas por producto, cambios de comportamiento asociados a la pandemia (en particular menor demanda de alimentos fuera del hogar, FAFH) y cambios en precios relativos por disrupciones logísticas y de cadena de suministro durante los confinamientos.</w:t>
       </w:r>
     </w:p>
     <w:p>
@@ -554,7 +572,25 @@
           <w:sz w:val="24"/>
           <w:szCs w:val="24"/>
         </w:rPr>
-        <w:t xml:space="preserve"> Brisbane, Queensland, Australia, comparando específicamente los periodos previo (2019) y durante (2020) la pandemia.</w:t>
+        <w:t xml:space="preserve"> Brisbane, Queensland, Australia, comparando específicamente los </w:t>
+      </w:r>
+      <w:proofErr w:type="gramStart"/>
+      <w:r>
+        <w:rPr>
+          <w:rFonts w:ascii="Times New Roman" w:hAnsi="Times New Roman" w:cs="Times New Roman"/>
+          <w:sz w:val="24"/>
+          <w:szCs w:val="24"/>
+        </w:rPr>
+        <w:t>periodos previo</w:t>
+      </w:r>
+      <w:proofErr w:type="gramEnd"/>
+      <w:r>
+        <w:rPr>
+          <w:rFonts w:ascii="Times New Roman" w:hAnsi="Times New Roman" w:cs="Times New Roman"/>
+          <w:sz w:val="24"/>
+          <w:szCs w:val="24"/>
+        </w:rPr>
+        <w:t xml:space="preserve"> (2019) y durante (2020) la pandemia.</w:t>
       </w:r>
     </w:p>
     <w:p>
@@ -1663,6 +1699,7 @@
         <w:t xml:space="preserve"> (IRSD), relevando en cada ubicación dos supermercados grandes, un almacén independiente, una panadería, una tienda de pescado y papas fritas, dos restaurantes de comida rápida y una licorería. Los costos de las dietas se reportan en dólares australianos corrientes de cada año de recolección; el </w:t>
       </w:r>
       <w:proofErr w:type="spellStart"/>
+      <w:proofErr w:type="gramStart"/>
       <w:r>
         <w:rPr>
           <w:rFonts w:ascii="Times New Roman" w:hAnsi="Times New Roman" w:cs="Times New Roman"/>
@@ -1672,6 +1709,7 @@
         <w:t>paper</w:t>
       </w:r>
       <w:proofErr w:type="spellEnd"/>
+      <w:proofErr w:type="gramEnd"/>
       <w:r>
         <w:rPr>
           <w:rFonts w:ascii="Times New Roman" w:hAnsi="Times New Roman" w:cs="Times New Roman"/>
@@ -1954,7 +1992,25 @@
           <w:szCs w:val="24"/>
         </w:rPr>
         <w:lastRenderedPageBreak/>
-        <w:t>solo 17% y 11% más altos que en 2019. En 2019, la dieta recomendada costaba 20.8% del ingreso mediano (asequible), 26.0% del ingreso de salario mínimo (estrés alimentario) y 35.6% del ingreso de asistencia social (inasequible). En 2020, gracias al ESP y CS, la dieta recomendada costó 20.3% del ingreso de asistencia social (asequible por primera vez) y 19.3% del ingreso de salario mínimo (fuera de estrés alimentario). En 2021, tras el retiro de los pagos, los hogares de asistencia social volvieron a no poder costear la dieta recomendada (34.6% del ingreso), y los de salario mínimo evitaron por poco el estrés alimentario (24.1%). En 2022, el ingreso mediano seguía permitiendo costear la dieta recomendada aunque acercándose al umbral de estrés (23.2%), los hogares de salario mínimo volvieron a estar en estrés alimentario (26.4%) y los hogares de asistencia social volvieron a no poder costear la dieta recomendada (37.7%). Desde 2019, el acceso económico a la dieta recomendada se había reducido 11.5% para hogares de ingreso mediano, 1.5% para los de salario mínimo y 5.0% para los de asistencia social.</w:t>
+        <w:t xml:space="preserve">solo 17% y 11% más altos que en 2019. En 2019, la dieta recomendada costaba 20.8% del ingreso mediano (asequible), 26.0% del ingreso de salario mínimo (estrés alimentario) y 35.6% del ingreso de asistencia social (inasequible). En 2020, gracias al ESP y CS, la dieta recomendada costó 20.3% del ingreso de asistencia social (asequible por primera vez) y 19.3% del ingreso de salario mínimo (fuera de estrés alimentario). En 2021, tras el retiro de los pagos, los hogares de asistencia social volvieron a no poder costear la dieta recomendada (34.6% del ingreso), y los de salario mínimo evitaron por poco el estrés alimentario (24.1%). En 2022, el ingreso mediano seguía permitiendo costear la dieta </w:t>
+      </w:r>
+      <w:proofErr w:type="gramStart"/>
+      <w:r>
+        <w:rPr>
+          <w:rFonts w:ascii="Times New Roman" w:hAnsi="Times New Roman" w:cs="Times New Roman"/>
+          <w:sz w:val="24"/>
+          <w:szCs w:val="24"/>
+        </w:rPr>
+        <w:t>recomendada</w:t>
+      </w:r>
+      <w:proofErr w:type="gramEnd"/>
+      <w:r>
+        <w:rPr>
+          <w:rFonts w:ascii="Times New Roman" w:hAnsi="Times New Roman" w:cs="Times New Roman"/>
+          <w:sz w:val="24"/>
+          <w:szCs w:val="24"/>
+        </w:rPr>
+        <w:t xml:space="preserve"> aunque acercándose al umbral de estrés (23.2%), los hogares de salario mínimo volvieron a estar en estrés alimentario (26.4%) y los hogares de asistencia social volvieron a no poder costear la dieta recomendada (37.7%). Desde 2019, el acceso económico a la dieta recomendada se había reducido 11.5% para hogares de ingreso mediano, 1.5% para los de salario mínimo y 5.0% para los de asistencia social.</w:t>
       </w:r>
     </w:p>
     <w:p>
@@ -2416,6 +2472,7 @@
         <w:t xml:space="preserve">. Los costos se calculan y reportan como valores mensuales y anuales en kwacha malawiano (MWK) corrientes de cada mes del periodo de estudio, sin que el </w:t>
       </w:r>
       <w:proofErr w:type="spellStart"/>
+      <w:proofErr w:type="gramStart"/>
       <w:r>
         <w:rPr>
           <w:rFonts w:ascii="Times New Roman" w:hAnsi="Times New Roman" w:cs="Times New Roman"/>
@@ -2425,6 +2482,7 @@
         <w:t>paper</w:t>
       </w:r>
       <w:proofErr w:type="spellEnd"/>
+      <w:proofErr w:type="gramEnd"/>
       <w:r>
         <w:rPr>
           <w:rFonts w:ascii="Times New Roman" w:hAnsi="Times New Roman" w:cs="Times New Roman"/>
@@ -3101,7 +3159,25 @@
           <w:sz w:val="24"/>
           <w:szCs w:val="24"/>
         </w:rPr>
-        <w:t xml:space="preserve">), que selecciona alimentos por precio por kcal en lugar de precio por kg, porque no había sido publicado al momento del análisis. Para Tailandia, las FBDG (desarrolladas en 1994) especifican seis grupos de alimentos (cereales, carne y productos cárnicos, verduras, fruta, leche, y grasas/azúcar/sal) con porciones recomendadas según tres niveles de actividad física (1600, 2000 y 2400 kcal/día), usando el nivel de 2400 kcal por corresponder mejor al trabajo físico intenso típico de la población urbana pobre. Para Filipinas, las FBDG (desarrolladas en 1990) especifican ocho grupos de alimentos pero no definen cantidades por grupo, por lo que el estudio utiliza las cantidades deducidas por Dizon et al. para personas de 20 a 39 años. Los precios minoristas de alimentos provienen de series mensuales de 10 años (2011-2020) del </w:t>
+        <w:t xml:space="preserve">), que selecciona alimentos por precio por kcal en lugar de precio por kg, porque no había sido publicado al momento del análisis. Para Tailandia, las FBDG (desarrolladas en 1994) especifican seis grupos de alimentos (cereales, carne y productos cárnicos, verduras, fruta, leche, y grasas/azúcar/sal) con porciones recomendadas según tres niveles de actividad física (1600, 2000 y 2400 kcal/día), usando el nivel de 2400 kcal por corresponder mejor al trabajo físico intenso típico de la población urbana pobre. Para Filipinas, las FBDG (desarrolladas en 1990) especifican ocho grupos de </w:t>
+      </w:r>
+      <w:proofErr w:type="gramStart"/>
+      <w:r>
+        <w:rPr>
+          <w:rFonts w:ascii="Times New Roman" w:eastAsia="Times New Roman" w:hAnsi="Times New Roman" w:cs="Times New Roman"/>
+          <w:sz w:val="24"/>
+          <w:szCs w:val="24"/>
+        </w:rPr>
+        <w:t>alimentos</w:t>
+      </w:r>
+      <w:proofErr w:type="gramEnd"/>
+      <w:r>
+        <w:rPr>
+          <w:rFonts w:ascii="Times New Roman" w:eastAsia="Times New Roman" w:hAnsi="Times New Roman" w:cs="Times New Roman"/>
+          <w:sz w:val="24"/>
+          <w:szCs w:val="24"/>
+        </w:rPr>
+        <w:t xml:space="preserve"> pero no definen cantidades por grupo, por lo que el estudio utiliza las cantidades deducidas por Dizon et al. para personas de 20 a 39 años. Los precios minoristas de alimentos provienen de series mensuales de 10 años (2011-2020) del </w:t>
       </w:r>
       <w:proofErr w:type="spellStart"/>
       <w:r>
@@ -4084,7 +4160,25 @@
           <w:sz w:val="24"/>
           <w:szCs w:val="24"/>
         </w:rPr>
-        <w:t>, sin generar un puntaje de calidad global. La extracción de datos incluyó referencia y autoría del estudio, verificación de elegibilidad, características del estudio, métodos, participantes, intervenciones y medidas de resultado; la selección de estudios, evaluación de calidad y extracción de datos fueron realizadas por una investigadora, con verificación independiente de una submuestra por un segundo investigador, resolviendo discrepancias por consenso. No se realizó meta-análisis debido a la amplia heterogeneidad de diseños de estudio y de los desenlaces reportados entre los estudios primarios incluidos.</w:t>
+        <w:t xml:space="preserve">, sin generar un puntaje de calidad global. La extracción de datos incluyó referencia y autoría del estudio, verificación de elegibilidad, características del estudio, métodos, participantes, intervenciones y medidas de resultado; la selección de estudios, evaluación de calidad y extracción de datos fueron realizadas por una investigadora, con verificación independiente de una submuestra por un segundo investigador, resolviendo discrepancias por consenso. No se realizó </w:t>
+      </w:r>
+      <w:proofErr w:type="gramStart"/>
+      <w:r>
+        <w:rPr>
+          <w:rFonts w:ascii="Times New Roman" w:hAnsi="Times New Roman" w:cs="Times New Roman"/>
+          <w:sz w:val="24"/>
+          <w:szCs w:val="24"/>
+        </w:rPr>
+        <w:t>meta-análisis</w:t>
+      </w:r>
+      <w:proofErr w:type="gramEnd"/>
+      <w:r>
+        <w:rPr>
+          <w:rFonts w:ascii="Times New Roman" w:hAnsi="Times New Roman" w:cs="Times New Roman"/>
+          <w:sz w:val="24"/>
+          <w:szCs w:val="24"/>
+        </w:rPr>
+        <w:t xml:space="preserve"> debido a la amplia heterogeneidad de diseños de estudio y de los desenlaces reportados entre los estudios primarios incluidos.</w:t>
       </w:r>
     </w:p>
     <w:p>
@@ -4600,7 +4694,25 @@
           <w:sz w:val="24"/>
           <w:szCs w:val="24"/>
         </w:rPr>
-        <w:t xml:space="preserve">, con un rezago determinado por el criterio de información de Akaike; el coeficiente de tendencia de este modelo autorregresivo es la medida principal de crecimiento de precios reportada. Para la volatilidad, se usó la desviación estándar de los "retornos", definidos como el cambio en el logaritmo de los precios mensuales de cada alimento, complementado con un modelo GARCH(1,1) que permite que la varianza de los retornos cambie en el tiempo en función de residuos rezagados al cuadrado y de la varianza rezagada. Finalmente, para explorar el papel del ingreso sobre los precios relativos de los alimentos densos en micronutrientes (definidos como la razón entre el índice de precios de alimentos densos en micronutrientes y el de alimentos básicos), se estimó un modelo panel de rezagos distribuidos autorregresivos (panel ARDL) en su versión de corrección de errores, con el ingreso (PIB per cápita en paridad de poder adquisitivo), las tasas de interés y los precios del combustible como variables independientes, usando los estimadores </w:t>
+        <w:t xml:space="preserve">, con un rezago determinado por el criterio de información de Akaike; el coeficiente de tendencia de este modelo autorregresivo es la medida principal de crecimiento de precios reportada. Para la volatilidad, se usó la desviación estándar de los "retornos", definidos como el cambio en el logaritmo de los precios mensuales de cada alimento, complementado con un modelo </w:t>
+      </w:r>
+      <w:proofErr w:type="gramStart"/>
+      <w:r>
+        <w:rPr>
+          <w:rFonts w:ascii="Times New Roman" w:hAnsi="Times New Roman" w:cs="Times New Roman"/>
+          <w:sz w:val="24"/>
+          <w:szCs w:val="24"/>
+        </w:rPr>
+        <w:t>GARCH(</w:t>
+      </w:r>
+      <w:proofErr w:type="gramEnd"/>
+      <w:r>
+        <w:rPr>
+          <w:rFonts w:ascii="Times New Roman" w:hAnsi="Times New Roman" w:cs="Times New Roman"/>
+          <w:sz w:val="24"/>
+          <w:szCs w:val="24"/>
+        </w:rPr>
+        <w:t xml:space="preserve">1,1) que permite que la varianza de los retornos cambie en el tiempo en función de residuos rezagados al cuadrado y de la varianza rezagada. Finalmente, para explorar el papel del ingreso sobre los precios relativos de los alimentos densos en micronutrientes (definidos como la razón entre el índice de precios de alimentos densos en micronutrientes y el de alimentos básicos), se estimó un modelo panel de rezagos distribuidos autorregresivos (panel ARDL) en su versión de corrección de errores, con el ingreso (PIB per cápita en paridad de poder adquisitivo), las tasas de interés y los precios del combustible como variables independientes, usando los estimadores </w:t>
       </w:r>
       <w:proofErr w:type="spellStart"/>
       <w:r>
@@ -4757,7 +4869,25 @@
           <w:szCs w:val="24"/>
         </w:rPr>
         <w:lastRenderedPageBreak/>
-        <w:t>Rica, Kazajistán, Samoa y Tayikistán los alimentos básicos crecieron más rápido que los densos en micronutrientes, países concentrados mayormente en Asia central. Usando el promedio ponderado por población de 2018 de los 23 países, el precio de los alimentos densos en micronutrientes creció 0.03 puntos porcentuales mensuales más que el de los alimentos básicos, lo que compuesto durante 30 años se traduce en una brecha de 12%. En poco más de la mitad de los mercados de los países en desarrollo, los precios de los alimentos densos en micronutrientes crecieron más rápido que los precios internacionales de esos mismos alimentos. En cuanto a volatilidad, en el mercado internacional la volatilidad incondicional de los alimentos densos en micronutrientes fue de 0.031 frente a 0.028 de los alimentos básicos (diferencia con p=0.096); a nivel de países en desarrollo, la brecha de volatilidad entre ambos grupos fue estadísticamente significativa en República Dominicana, El Salvador, Mongolia, Nicaragua y Camerún, con mayor volatilidad generalmente en el grupo de alimentos densos en micronutrientes. Al comparar la volatilidad de los alimentos densos en micronutrientes entre mercados domésticos e internacionales, solo Uganda y Burundi mostraron varianzas domésticas significativamente más altas que las internacionales; en el resto de países, la varianza doméstica fue menor o igual a la internacional. Respecto al papel del ingreso, el modelo panel ARDL mostró una relación negativa y significativa entre el ingreso y el precio relativo de los alimentos densos en micronutrientes en el largo plazo: un aumento de 1% en el PIB per cápita en paridad de poder adquisitivo se asoció con una disminución de 19% en el precio relativo por año (coeficiente PMG de -0.190, significativo al 1%; el estimador DFE arrojó -0.076, significativo al 5%). Las tasas de interés también mostraron una relación negativa significativa con los precios relativos, con una magnitud de entre 0.7% y 16% según el método de estimación, mientras que en el corto plazo el ingreso no tuvo efecto significativo sobre los precios relativos, atribuido a la rigidez de la oferta; un aumento de 1% en los precios del combustible se asoció con un incremento de entre 0.3% y 6% anual en los precios relativos de los alimentos densos en micronutrientes.</w:t>
+        <w:t xml:space="preserve">Rica, Kazajistán, Samoa y Tayikistán los alimentos básicos crecieron más rápido que los densos en micronutrientes, países concentrados mayormente en Asia central. Usando el promedio ponderado por población de 2018 de los 23 países, el precio de los alimentos densos en micronutrientes creció 0.03 puntos porcentuales mensuales más que el de los alimentos básicos, lo que compuesto durante 30 años se traduce en una brecha de 12%. En poco más de la mitad de los mercados de los países en desarrollo, los precios de los alimentos densos en micronutrientes crecieron más rápido que los precios internacionales de esos mismos alimentos. En cuanto a volatilidad, en el mercado internacional la volatilidad incondicional de los alimentos densos en micronutrientes fue de 0.031 frente a 0.028 de los alimentos básicos (diferencia con p=0.096); a nivel de países en desarrollo, la brecha de volatilidad entre ambos grupos fue estadísticamente significativa en República Dominicana, El Salvador, Mongolia, Nicaragua y Camerún, con mayor volatilidad generalmente en el grupo de alimentos densos en micronutrientes. Al comparar la volatilidad de los alimentos densos en micronutrientes entre mercados domésticos e internacionales, solo Uganda y Burundi mostraron varianzas domésticas significativamente más altas que las internacionales; en el resto de </w:t>
+      </w:r>
+      <w:proofErr w:type="gramStart"/>
+      <w:r>
+        <w:rPr>
+          <w:rFonts w:ascii="Times New Roman" w:hAnsi="Times New Roman" w:cs="Times New Roman"/>
+          <w:sz w:val="24"/>
+          <w:szCs w:val="24"/>
+        </w:rPr>
+        <w:t>países</w:t>
+      </w:r>
+      <w:proofErr w:type="gramEnd"/>
+      <w:r>
+        <w:rPr>
+          <w:rFonts w:ascii="Times New Roman" w:hAnsi="Times New Roman" w:cs="Times New Roman"/>
+          <w:sz w:val="24"/>
+          <w:szCs w:val="24"/>
+        </w:rPr>
+        <w:t>, la varianza doméstica fue menor o igual a la internacional. Respecto al papel del ingreso, el modelo panel ARDL mostró una relación negativa y significativa entre el ingreso y el precio relativo de los alimentos densos en micronutrientes en el largo plazo: un aumento de 1% en el PIB per cápita en paridad de poder adquisitivo se asoció con una disminución de 19% en el precio relativo por año (coeficiente PMG de -0.190, significativo al 1%; el estimador DFE arrojó -0.076, significativo al 5%). Las tasas de interés también mostraron una relación negativa significativa con los precios relativos, con una magnitud de entre 0.7% y 16% según el método de estimación, mientras que en el corto plazo el ingreso no tuvo efecto significativo sobre los precios relativos, atribuido a la rigidez de la oferta; un aumento de 1% en los precios del combustible se asoció con un incremento de entre 0.3% y 6% anual en los precios relativos de los alimentos densos en micronutrientes.</w:t>
       </w:r>
     </w:p>
     <w:p>
@@ -7100,7 +7230,25 @@
           <w:sz w:val="24"/>
           <w:szCs w:val="24"/>
         </w:rPr>
-        <w:t xml:space="preserve"> y GLS-ADF) mostraron que, para prácticamente todos los mercados y productos, se rechaza la hipótesis nula de no estacionariedad al 10% de significancia, confirmándose que las series de precios individuales pueden describirse como procesos estacionarios I(0) durante el período estudiado, resultado robusto ante distintos órdenes de rezago y especificaciones deterministas. En cuanto a la velocidad de ajuste, la comparación de las vidas medias promedio de un choque en el propio mercado frente a las vidas medias de ese mismo choque sobre otros mercados reveló, para todos los productos, que el ajuste tarda sistemáticamente más en los mercados distintos al de </w:t>
+        <w:t xml:space="preserve"> y GLS-ADF) mostraron que, para prácticamente todos los mercados y productos, se rechaza la hipótesis nula de no estacionariedad al 10% de significancia, confirmándose que las series de precios individuales pueden describirse como procesos estacionarios </w:t>
+      </w:r>
+      <w:proofErr w:type="gramStart"/>
+      <w:r>
+        <w:rPr>
+          <w:rFonts w:ascii="Times New Roman" w:hAnsi="Times New Roman" w:cs="Times New Roman"/>
+          <w:sz w:val="24"/>
+          <w:szCs w:val="24"/>
+        </w:rPr>
+        <w:t>I(</w:t>
+      </w:r>
+      <w:proofErr w:type="gramEnd"/>
+      <w:r>
+        <w:rPr>
+          <w:rFonts w:ascii="Times New Roman" w:hAnsi="Times New Roman" w:cs="Times New Roman"/>
+          <w:sz w:val="24"/>
+          <w:szCs w:val="24"/>
+        </w:rPr>
+        <w:t xml:space="preserve">0) durante el período estudiado, resultado robusto ante distintos órdenes de rezago y especificaciones deterministas. En cuanto a la velocidad de ajuste, la comparación de las vidas medias promedio de un choque en el propio mercado frente a las vidas medias de ese mismo choque sobre otros mercados reveló, para todos los productos, que el ajuste tarda sistemáticamente más en los mercados distintos al de </w:t>
       </w:r>
       <w:r>
         <w:rPr>
@@ -7156,6 +7304,7 @@
         </w:rPr>
         <w:t xml:space="preserve">Gilbert y Morgan (2010) </w:t>
       </w:r>
+      <w:proofErr w:type="gramStart"/>
       <w:r>
         <w:rPr>
           <w:rFonts w:ascii="Times New Roman" w:eastAsia="Times New Roman" w:hAnsi="Times New Roman" w:cs="Times New Roman"/>
@@ -7165,7 +7314,19 @@
           <w:szCs w:val="24"/>
           <w:highlight w:val="yellow"/>
         </w:rPr>
-        <w:t xml:space="preserve">zoom especial en </w:t>
+        <w:t>zoom</w:t>
+      </w:r>
+      <w:proofErr w:type="gramEnd"/>
+      <w:r>
+        <w:rPr>
+          <w:rFonts w:ascii="Times New Roman" w:eastAsia="Times New Roman" w:hAnsi="Times New Roman" w:cs="Times New Roman"/>
+          <w:b/>
+          <w:bCs/>
+          <w:sz w:val="24"/>
+          <w:szCs w:val="24"/>
+          <w:highlight w:val="yellow"/>
+        </w:rPr>
+        <w:t xml:space="preserve"> especial en </w:t>
       </w:r>
       <w:r>
         <w:rPr>
@@ -7373,7 +7534,25 @@
           <w:sz w:val="24"/>
           <w:szCs w:val="24"/>
         </w:rPr>
-        <w:t xml:space="preserve">En el período completo 1970-2009, las volatilidades agrícolas más bajas correspondieron a los granos y las carnes, mientras que la fruta fresca (particularmente el banano) mostró la mayor volatilidad. Dentro del grupo de granos, las desviaciones estándar de los rendimientos logarítmicos para el período completo fueron: maíz 19,3%, arroz 21,1%, sorgo 20,4%, soya 22,4% y trigo 20,0%. Al comparar los dos subperíodos mediante la prueba F, solo dos productos de toda la muestra de 19 mostraron un aumento estadísticamente significativo en su volatilidad: el banano y, entre los granos y cereales, específicamente el arroz, cuya volatilidad pasó de 18,9% en 1970-1989 a 23,3% en 1990-2009 (aumento estadísticamente significativo, con un valor p menor a 0,1%). En contraste, ningún otro grano mostró un cambio significativo: maíz pasó de 19,4% a 19,2% (caída no significativa), sorgo de 20,2% a 20,6% (aumento no significativo), trigo de 19,5% a 20,5% (aumento no significativo), mientras que la soya sí registró una caída estadísticamente significativa, de 24,9% a 19,5%. En cambio, nueve de los 19 productos de la muestra total mostraron caídas estadísticamente significativas en su volatilidad entre ambos subperíodos, incluyendo cacao, azúcar, los tres aceites vegetales (soya, maní y palma) y los tres productos cárnicos y pesqueros (res, cordero y harina de pescado). En conjunto, estos resultados indican que las dos décadas más recientes (1990-2009) exhibieron niveles de volatilidad agrícola generalmente más bajos que los de las décadas de 1970 y 1980, siendo el arroz la principal excepción a esta tendencia general. El análisis mediante el modelo GARCH(1,1), que evalúa si hubo un desplazamiento al alza en la volatilidad condicional esperada desde 2007 (y no solo la observación de precios puntualmente altos), mostró que, al nivel de significancia del 5%, únicamente el aceite de soya presentó un aumento estadísticamente significativo en la media de su proceso de volatilidad condicional; el banano, por el contrario, mostró una disminución significativa. </w:t>
+        <w:t xml:space="preserve">En el período completo 1970-2009, las volatilidades agrícolas más bajas correspondieron a los granos y las carnes, mientras que la fruta fresca (particularmente el banano) mostró la mayor volatilidad. Dentro del grupo de granos, las desviaciones estándar de los rendimientos logarítmicos para el período completo fueron: maíz 19,3%, arroz 21,1%, sorgo 20,4%, soya 22,4% y trigo 20,0%. Al comparar los dos subperíodos mediante la prueba F, solo dos productos de toda la muestra de 19 mostraron un aumento estadísticamente significativo en su volatilidad: el banano y, entre los granos y cereales, específicamente el arroz, cuya volatilidad pasó de 18,9% en 1970-1989 a 23,3% en 1990-2009 (aumento estadísticamente significativo, con un valor p menor a 0,1%). En contraste, ningún otro grano mostró un cambio significativo: maíz pasó de 19,4% a 19,2% (caída no significativa), sorgo de 20,2% a 20,6% (aumento no significativo), trigo de 19,5% a 20,5% (aumento no significativo), mientras que la soya sí registró una caída estadísticamente significativa, de 24,9% a 19,5%. En cambio, nueve de los 19 productos de la muestra total mostraron caídas estadísticamente significativas en su volatilidad entre ambos subperíodos, incluyendo cacao, azúcar, los tres aceites vegetales (soya, maní y palma) y los tres productos cárnicos y pesqueros (res, cordero y harina de pescado). En conjunto, estos resultados indican que las dos décadas más recientes (1990-2009) exhibieron niveles de volatilidad agrícola generalmente más bajos que los de las décadas de 1970 y 1980, siendo el arroz la principal excepción a esta tendencia general. El análisis mediante el modelo </w:t>
+      </w:r>
+      <w:proofErr w:type="gramStart"/>
+      <w:r>
+        <w:rPr>
+          <w:rFonts w:ascii="Times New Roman" w:hAnsi="Times New Roman" w:cs="Times New Roman"/>
+          <w:sz w:val="24"/>
+          <w:szCs w:val="24"/>
+        </w:rPr>
+        <w:t>GARCH(</w:t>
+      </w:r>
+      <w:proofErr w:type="gramEnd"/>
+      <w:r>
+        <w:rPr>
+          <w:rFonts w:ascii="Times New Roman" w:hAnsi="Times New Roman" w:cs="Times New Roman"/>
+          <w:sz w:val="24"/>
+          <w:szCs w:val="24"/>
+        </w:rPr>
+        <w:t xml:space="preserve">1,1), que evalúa si hubo un desplazamiento al alza en la volatilidad condicional esperada desde 2007 (y no solo la observación de precios puntualmente altos), mostró que, al nivel de significancia del 5%, únicamente el aceite de soya presentó un aumento estadísticamente significativo en la media de su proceso de volatilidad condicional; el banano, por el contrario, mostró una disminución significativa. </w:t>
       </w:r>
       <w:r>
         <w:rPr>
@@ -7429,6 +7608,7 @@
         </w:rPr>
         <w:t xml:space="preserve">Banco de la República (2020) </w:t>
       </w:r>
+      <w:proofErr w:type="gramStart"/>
       <w:r>
         <w:rPr>
           <w:rFonts w:ascii="Times New Roman" w:eastAsia="Times New Roman" w:hAnsi="Times New Roman" w:cs="Times New Roman"/>
@@ -7438,7 +7618,19 @@
           <w:szCs w:val="24"/>
           <w:highlight w:val="yellow"/>
         </w:rPr>
-        <w:t xml:space="preserve">zoom especial en el análisis de </w:t>
+        <w:t>zoom</w:t>
+      </w:r>
+      <w:proofErr w:type="gramEnd"/>
+      <w:r>
+        <w:rPr>
+          <w:rFonts w:ascii="Times New Roman" w:eastAsia="Times New Roman" w:hAnsi="Times New Roman" w:cs="Times New Roman"/>
+          <w:b/>
+          <w:bCs/>
+          <w:sz w:val="24"/>
+          <w:szCs w:val="24"/>
+          <w:highlight w:val="yellow"/>
+        </w:rPr>
+        <w:t xml:space="preserve"> especial en el análisis de </w:t>
       </w:r>
       <w:r>
         <w:rPr>
@@ -7984,7 +8176,25 @@
           <w:sz w:val="24"/>
           <w:szCs w:val="24"/>
         </w:rPr>
-        <w:t>En cuanto a los costos de transacción estimados mediante el modelo TAR, estos representaron en promedio 41,9% (desviación estándar 43,9 puntos porcentuales) del precio de los productos en los potenciales mercados de origen, aunque la mitad de las estimaciones se ubicó por debajo de 30%. Bogotá presentó el costo de transacción promedio más alto (48,2%, con una mediana de 30%), seguida de Medellín (40,9%, mediana de 29%), mientras que Cali presentó los valores más bajos y menos dispersos (25,8%, mediana de 19,8%). Por producto, la yuca (57,6%) y el plátano (81,8%) registraron los mayores costos de transacción promedio, alcanzando en Bogotá y Medellín específicamente 103,4% y 65,0% respectivamente para el plátano, mientras que el arroz (12,8%) y el frijol seco (18,0%), los productos menos perecederos de la muestra, presentaron los costos de transacción más bajos. La velocidad de ajuste, medida como la vida media del choque en semanas, fue en promedio de 3,1 semanas para el conjunto de productos y ciudades; la yuca mostró la mayor persistencia (6,9 semanas en promedio), mientras que la papa y el tomate mostraron la menor persistencia (1,6 y 1,3 semanas respectivamente). Por ciudad, Cali presentó la mayor persistencia promedio (4,0 semanas), seguida de Medellín (3,0 semanas) y Bogotá (2,7 semanas), atribuible en parte a casos puntuales de arroz y plátano en esa ciudad. Finalmente, la regresión de mínimos cuadrados ordinarios entre el logaritmo del costo de transacción y el logaritmo del tiempo de viaje mostró un coeficiente positivo y estadísticamente significativo en las cuatro especificaciones estimadas (entre 0,17 y 0,30, robusto a la inclusión de efectos fijos de cultivo, ciudad destino y municipio origen), indicando que un incremento de 10% en el tiempo de viaje entre el mercado de origen potencial y la ciudad de destino se asocia con un incremento aproximado de 3% en el costo de transacción estimado como proporción del precio en el mercado de origen.</w:t>
+        <w:t xml:space="preserve">En cuanto a los costos de transacción estimados mediante el modelo TAR, estos representaron en promedio 41,9% (desviación estándar 43,9 puntos porcentuales) del precio de los productos en los potenciales mercados de origen, aunque la mitad de las estimaciones se ubicó por debajo de 30%. Bogotá presentó el costo de transacción promedio más alto (48,2%, con una mediana de 30%), seguida de Medellín (40,9%, mediana de 29%), mientras que Cali presentó los valores más bajos y menos dispersos (25,8%, mediana de 19,8%). Por producto, la yuca (57,6%) y el plátano (81,8%) registraron los mayores costos de transacción promedio, alcanzando en Bogotá y Medellín específicamente 103,4% y 65,0% respectivamente para el plátano, mientras que el arroz (12,8%) y el frijol seco (18,0%), los productos menos perecederos de la </w:t>
+      </w:r>
+      <w:proofErr w:type="gramStart"/>
+      <w:r>
+        <w:rPr>
+          <w:rFonts w:ascii="Times New Roman" w:hAnsi="Times New Roman" w:cs="Times New Roman"/>
+          <w:sz w:val="24"/>
+          <w:szCs w:val="24"/>
+        </w:rPr>
+        <w:t>muestra,</w:t>
+      </w:r>
+      <w:proofErr w:type="gramEnd"/>
+      <w:r>
+        <w:rPr>
+          <w:rFonts w:ascii="Times New Roman" w:hAnsi="Times New Roman" w:cs="Times New Roman"/>
+          <w:sz w:val="24"/>
+          <w:szCs w:val="24"/>
+        </w:rPr>
+        <w:t xml:space="preserve"> presentaron los costos de transacción más bajos. La velocidad de ajuste, medida como la vida media del choque en semanas, fue en promedio de 3,1 semanas para el conjunto de productos y ciudades; la yuca mostró la mayor persistencia (6,9 semanas en promedio), mientras que la papa y el tomate mostraron la menor persistencia (1,6 y 1,3 semanas respectivamente). Por ciudad, Cali presentó la mayor persistencia promedio (4,0 semanas), seguida de Medellín (3,0 semanas) y Bogotá (2,7 semanas), atribuible en parte a casos puntuales de arroz y plátano en esa ciudad. Finalmente, la regresión de mínimos cuadrados ordinarios entre el logaritmo del costo de transacción y el logaritmo del tiempo de viaje mostró un coeficiente positivo y estadísticamente significativo en las cuatro especificaciones estimadas (entre 0,17 y 0,30, robusto a la inclusión de efectos fijos de cultivo, ciudad destino y municipio origen), indicando que un incremento de 10% en el tiempo de viaje entre el mercado de origen potencial y la ciudad de destino se asocia con un incremento aproximado de 3% en el costo de transacción estimado como proporción del precio en el mercado de origen.</w:t>
       </w:r>
     </w:p>
     <w:p>
@@ -8772,9 +8982,17 @@
           <w:sz w:val="24"/>
           <w:szCs w:val="24"/>
         </w:rPr>
-        <w:t>CoRD-FP.</w:t>
-      </w:r>
-      <w:proofErr w:type="spellEnd"/>
+        <w:t>CoRD</w:t>
+      </w:r>
+      <w:proofErr w:type="spellEnd"/>
+      <w:r>
+        <w:rPr>
+          <w:rFonts w:ascii="Times New Roman" w:hAnsi="Times New Roman" w:cs="Times New Roman"/>
+          <w:sz w:val="24"/>
+          <w:szCs w:val="24"/>
+        </w:rPr>
+        <w:t>-FP.</w:t>
+      </w:r>
     </w:p>
     <w:p>
       <w:pPr>
@@ -8847,7 +9065,25 @@
           <w:sz w:val="24"/>
           <w:szCs w:val="24"/>
         </w:rPr>
-        <w:t xml:space="preserve"> Living </w:t>
+        <w:t xml:space="preserve"> </w:t>
+      </w:r>
+      <w:proofErr w:type="gramStart"/>
+      <w:r>
+        <w:rPr>
+          <w:rFonts w:ascii="Times New Roman" w:hAnsi="Times New Roman" w:cs="Times New Roman"/>
+          <w:sz w:val="24"/>
+          <w:szCs w:val="24"/>
+        </w:rPr>
+        <w:t>Living</w:t>
+      </w:r>
+      <w:proofErr w:type="gramEnd"/>
+      <w:r>
+        <w:rPr>
+          <w:rFonts w:ascii="Times New Roman" w:hAnsi="Times New Roman" w:cs="Times New Roman"/>
+          <w:sz w:val="24"/>
+          <w:szCs w:val="24"/>
+        </w:rPr>
+        <w:t xml:space="preserve"> </w:t>
       </w:r>
       <w:proofErr w:type="spellStart"/>
       <w:r>
@@ -8937,7 +9173,25 @@
           <w:sz w:val="24"/>
           <w:szCs w:val="24"/>
         </w:rPr>
-        <w:t xml:space="preserve"> and Living </w:t>
+        <w:t xml:space="preserve"> and </w:t>
+      </w:r>
+      <w:proofErr w:type="gramStart"/>
+      <w:r>
+        <w:rPr>
+          <w:rFonts w:ascii="Times New Roman" w:hAnsi="Times New Roman" w:cs="Times New Roman"/>
+          <w:sz w:val="24"/>
+          <w:szCs w:val="24"/>
+        </w:rPr>
+        <w:t>Living</w:t>
+      </w:r>
+      <w:proofErr w:type="gramEnd"/>
+      <w:r>
+        <w:rPr>
+          <w:rFonts w:ascii="Times New Roman" w:hAnsi="Times New Roman" w:cs="Times New Roman"/>
+          <w:sz w:val="24"/>
+          <w:szCs w:val="24"/>
+        </w:rPr>
+        <w:t xml:space="preserve"> </w:t>
       </w:r>
       <w:proofErr w:type="spellStart"/>
       <w:r>
@@ -10248,7 +10502,25 @@
           <w:szCs w:val="24"/>
         </w:rPr>
         <w:lastRenderedPageBreak/>
-        <w:t>El costo promedio estimado de la dieta observada por persona por día en Brasil fue de R$4.96 en 2008-2009 (rango de R$3.80 a R$6.13 entre los estratos de menor y mayor ingreso) y de R$9.18 en 2017-2018 (rango de R$7.53 a R$11.46). El costo optimizado del modelo 1, que solo exige la adecuación de frutas y verduras, fue de R$4.62 en 2008-2009 (rango R$3.56 a R$5.56) y de R$8.69 en 2017-2018 (rango R$7.38 a R$10.42), lo que representó en promedio una reducción de 6.85% respecto al costo observado en 2008-2009 y de 5.34% en 2017-2018. Al incluir las restricciones nutricionales adicionales del modelo 2, el costo optimizado promedio aumentó a R$5.08 en 2008-2009 (rango R$4.05 a R$6.09) y a R$9.87 en 2017-2018 (rango R$8.65 a R$11.64), lo que significó un incremento promedio de 2.42% respecto al costo observado en 2008-2009 y de 7.52% en 2017-2018; los mayores incrementos porcentuales de costo se observaron en el modelo 2 durante 2017-2018, especialmente en los estratos con ingreso per cápita de hasta un salario mínimo y en la región nordeste, donde el incremento llegó hasta 34% en algunos estratos. El costo de la dieta observada fue sistemáticamente más bajo en las regiones norte y nordeste en comparación con las regiones sur y centro-oeste, en ambos períodos. Al recalcular el costo de la dieta de 2008-2009 con los precios de 2017-2018, este habría sido de R$9.61, es decir, R$0.43 (4.7%) más caro que el costo real estimado para la dieta de 2017-2018, lo que indica que la dieta observada en el segundo período requirió menos modificaciones para volverse adecuada. Las principales modificaciones dietéticas para alcanzar la adecuación de frutas y verduras en ambos períodos fueron similares: reducción en el consumo de productos lácteos, pollo, salsas, huevos, carnes rojas, comida lista para consumo (snacks) y bebidas azucaradas, junto con un aumento en arroz y harinas. Para cumplir además con las restricciones de prevención de enfermedades crónicas del modelo 2 se requirió un incremento más sustancial en frutas y verduras, alcanzando 535g en 2008-2009 y 486g en 2017-2018, además de incrementos en tubérculos, leguminosas y productos lácteos, con reducciones en margarina, mantequilla, pastas, panes, galletas y tortas. El aumento de frutas y verduras se tradujo en incrementos de al menos 10% en fibra, vitamina A, vitamina C y folato respecto a la ingesta observada en ambos períodos; al incorporar las restricciones nutricionales del modelo 2 se observaron incrementos adicionales en vitamina E, cobre, zinc, magnesio, calcio y potasio, junto con una reducción en sodio, todos ellos nutrientes con metas explícitas en ese modelo. Los modelos solo encontraron solución matemática factible en la mayoría de los estratos después de flexibilizar hasta tres veces el percentil 95 de consumo observado para las cantidades máximas de frutas y verduras, manteniendo las restricciones en los percentiles 5 y 95 para el resto de alimentos y grupos.</w:t>
+        <w:t xml:space="preserve">El costo promedio estimado de la dieta observada por persona por día en Brasil fue de R$4.96 en 2008-2009 (rango de R$3.80 a R$6.13 entre los estratos de menor y mayor ingreso) y de R$9.18 en 2017-2018 (rango de R$7.53 a R$11.46). El costo optimizado del modelo 1, que solo exige la adecuación de frutas y verduras, fue de R$4.62 en 2008-2009 (rango R$3.56 a R$5.56) y de R$8.69 en 2017-2018 (rango R$7.38 a R$10.42), lo que representó en promedio una reducción de 6.85% respecto al costo observado en 2008-2009 y de 5.34% en 2017-2018. Al incluir las restricciones nutricionales adicionales del modelo 2, el costo optimizado promedio aumentó a R$5.08 en 2008-2009 (rango R$4.05 a R$6.09) y a R$9.87 en 2017-2018 (rango R$8.65 a R$11.64), lo que significó un incremento promedio de 2.42% respecto al costo observado en 2008-2009 y de 7.52% en 2017-2018; los mayores incrementos porcentuales de costo se observaron en el modelo 2 durante 2017-2018, especialmente en los estratos con ingreso per cápita de hasta un salario mínimo y en la región nordeste, donde el incremento llegó hasta 34% en algunos estratos. El costo de la dieta observada fue sistemáticamente más bajo en las regiones norte y nordeste en comparación con las regiones sur y centro-oeste, en ambos períodos. Al recalcular el costo de la dieta de 2008-2009 con los precios de 2017-2018, este habría sido de R$9.61, es decir, R$0.43 (4.7%) más caro que el costo real estimado para la dieta de 2017-2018, lo que indica que la dieta observada en el segundo período requirió menos modificaciones para volverse adecuada. Las principales modificaciones dietéticas para alcanzar la adecuación de frutas y verduras en ambos períodos fueron similares: reducción en el consumo de productos lácteos, pollo, salsas, huevos, carnes rojas, comida lista para consumo (snacks) y bebidas azucaradas, junto con un aumento en arroz y harinas. Para cumplir además con las restricciones de prevención de enfermedades crónicas del modelo 2 se requirió un incremento más sustancial en frutas y verduras, alcanzando 535g en 2008-2009 y 486g en 2017-2018, además de incrementos en tubérculos, leguminosas y productos lácteos, con reducciones en margarina, mantequilla, pastas, panes, galletas y tortas. El aumento de frutas y verduras se tradujo en incrementos de al menos 10% en fibra, vitamina A, vitamina C y folato respecto a la ingesta observada en ambos períodos; al incorporar las restricciones nutricionales del modelo 2 se observaron incrementos adicionales en vitamina E, cobre, zinc, magnesio, calcio y potasio, junto con una reducción en sodio, todos ellos nutrientes con metas explícitas en ese modelo. Los modelos solo encontraron solución matemática factible en la mayoría de los estratos después de flexibilizar hasta tres veces el percentil 95 de consumo observado para las cantidades máximas de frutas y verduras, manteniendo las restricciones en los percentiles 5 y 95 para el resto de </w:t>
+      </w:r>
+      <w:proofErr w:type="gramStart"/>
+      <w:r>
+        <w:rPr>
+          <w:rFonts w:ascii="Times New Roman" w:hAnsi="Times New Roman" w:cs="Times New Roman"/>
+          <w:sz w:val="24"/>
+          <w:szCs w:val="24"/>
+        </w:rPr>
+        <w:t>alimentos</w:t>
+      </w:r>
+      <w:proofErr w:type="gramEnd"/>
+      <w:r>
+        <w:rPr>
+          <w:rFonts w:ascii="Times New Roman" w:hAnsi="Times New Roman" w:cs="Times New Roman"/>
+          <w:sz w:val="24"/>
+          <w:szCs w:val="24"/>
+        </w:rPr>
+        <w:t xml:space="preserve"> y grupos.</w:t>
       </w:r>
     </w:p>
     <w:p>
@@ -10933,7 +11205,25 @@
           <w:sz w:val="24"/>
           <w:szCs w:val="24"/>
         </w:rPr>
-        <w:t xml:space="preserve"> (PUA), es decir, la proporción de la población que no puede costear dicha dieta, se calcula considerando no solo el costo de la dieta saludable, sino también los gastos esenciales no alimentarios de los consumidores de bajos ingresos, identificados como proporciones de las líneas internacionales de pobreza. El Número de personas sin acceso económico a la dieta (NUA) se obtiene aplicando esa prevalencia a la población total de cada país o grupo de países.</w:t>
+        <w:t xml:space="preserve"> (PUA), es decir, la proporción de la población que no puede costear dicha </w:t>
+      </w:r>
+      <w:proofErr w:type="gramStart"/>
+      <w:r>
+        <w:rPr>
+          <w:rFonts w:ascii="Times New Roman" w:eastAsia="Times New Roman" w:hAnsi="Times New Roman" w:cs="Times New Roman"/>
+          <w:sz w:val="24"/>
+          <w:szCs w:val="24"/>
+        </w:rPr>
+        <w:t>dieta,</w:t>
+      </w:r>
+      <w:proofErr w:type="gramEnd"/>
+      <w:r>
+        <w:rPr>
+          <w:rFonts w:ascii="Times New Roman" w:eastAsia="Times New Roman" w:hAnsi="Times New Roman" w:cs="Times New Roman"/>
+          <w:sz w:val="24"/>
+          <w:szCs w:val="24"/>
+        </w:rPr>
+        <w:t xml:space="preserve"> se calcula considerando no solo el costo de la dieta saludable, sino también los gastos esenciales no alimentarios de los consumidores de bajos ingresos, identificados como proporciones de las líneas internacionales de pobreza. El Número de personas sin acceso económico a la dieta (NUA) se obtiene aplicando esa prevalencia a la población total de cada país o grupo de países.</w:t>
       </w:r>
       <w:r>
         <w:rPr>
@@ -11128,23 +11418,7 @@
           <w:sz w:val="24"/>
           <w:szCs w:val="24"/>
         </w:rPr>
-        <w:t>A nivel global, el costo promedio de una dieta saludable fue de 3.96 dólares por persona por día en 2022. Por grupo de ingreso, este costo fue más alto en las economías de ingreso mediano, con alrededor de 4.20 dólares diarios, mientras que en las economías de ingreso bajo fue de 3.48 dólares y en las de ingreso alto de 3.78 dólares. Por región, tanto América Latina y el Caribe como Asia Oriental y el Pacífico registraron un costo promedio de alrededor de 4.50 dólares, mientras que América del Norte presentó el costo más bajo de todas las regiones en 2022, con 2.96 dólares. El costo de la dieta saludable, medido en dólares PPP corrientes, ha aumentado desde 2017, primer año con datos disponibles, en línea con el incremento de los precios globales de los alimentos y la inflación general de los últimos años, impulsados en gran parte por las disrupciones causadas por la pandemia de COVID-19 y la guerra en Ucrania.</w:t>
-      </w:r>
-      <w:r>
-        <w:rPr>
-          <w:rFonts w:ascii="Times New Roman" w:eastAsia="Times New Roman" w:hAnsi="Times New Roman" w:cs="Times New Roman"/>
-          <w:sz w:val="24"/>
-          <w:szCs w:val="24"/>
-        </w:rPr>
-        <w:t xml:space="preserve"> </w:t>
-      </w:r>
-      <w:r>
-        <w:rPr>
-          <w:rFonts w:ascii="Times New Roman" w:eastAsia="Times New Roman" w:hAnsi="Times New Roman" w:cs="Times New Roman"/>
-          <w:sz w:val="24"/>
-          <w:szCs w:val="24"/>
-        </w:rPr>
-        <w:t xml:space="preserve">En cuanto a la </w:t>
+        <w:t xml:space="preserve">A nivel global, el costo promedio de una dieta saludable fue de 3.96 dólares por persona por día en 2022. Por grupo de ingreso, este costo fue más alto en las economías de ingreso mediano, con alrededor de 4.20 dólares diarios, mientras que en las economías de ingreso bajo fue de 3.48 dólares y en las de ingreso alto de 3.78 dólares. Por región, tanto América Latina y el Caribe como Asia Oriental y el Pacífico registraron un costo promedio de alrededor de 4.50 dólares, mientras que América del Norte presentó el costo más bajo de todas las regiones en 2022, con 2.96 dólares. El costo de la dieta saludable, medido en dólares PPP corrientes, ha aumentado desde 2017, primer año con datos disponibles, en línea con el incremento de los precios globales de los alimentos y la inflación general de los últimos años, impulsados en gran parte por las disrupciones causadas por la pandemia de COVID-19 y la guerra en Ucrania. En cuanto a la </w:t>
       </w:r>
       <w:proofErr w:type="spellStart"/>
       <w:r>
@@ -11502,9 +11776,17 @@
           <w:sz w:val="24"/>
           <w:szCs w:val="24"/>
         </w:rPr>
-        <w:t>Foods.</w:t>
-      </w:r>
-      <w:proofErr w:type="spellEnd"/>
+        <w:t>Foods</w:t>
+      </w:r>
+      <w:proofErr w:type="spellEnd"/>
+      <w:r>
+        <w:rPr>
+          <w:rFonts w:ascii="Times New Roman" w:eastAsia="Times New Roman" w:hAnsi="Times New Roman" w:cs="Times New Roman"/>
+          <w:sz w:val="24"/>
+          <w:szCs w:val="24"/>
+        </w:rPr>
+        <w:t>.</w:t>
+      </w:r>
     </w:p>
     <w:p>
       <w:pPr>
@@ -11951,6 +12233,7 @@
         <w:t xml:space="preserve">En términos de primas de precio reales (deflactadas) relativas a los almidones básicos, las verduras mantuvieron consistentemente la prima más alta en los tres países, seguidas de frutas y alimentos de origen animal, con mayor volatilidad estacional que los grupos menos perecederos; esta prima disminuyó sustancialmente en Nigeria durante el período inflacionario </w:t>
       </w:r>
       <w:proofErr w:type="spellStart"/>
+      <w:proofErr w:type="gramStart"/>
       <w:r>
         <w:rPr>
           <w:rFonts w:ascii="Times New Roman" w:eastAsia="Times New Roman" w:hAnsi="Times New Roman" w:cs="Times New Roman"/>
@@ -11960,6 +12243,7 @@
         <w:t>post-pandemia</w:t>
       </w:r>
       <w:proofErr w:type="spellEnd"/>
+      <w:proofErr w:type="gramEnd"/>
       <w:r>
         <w:rPr>
           <w:rFonts w:ascii="Times New Roman" w:eastAsia="Times New Roman" w:hAnsi="Times New Roman" w:cs="Times New Roman"/>
@@ -12854,6 +13138,7 @@
         <w:t xml:space="preserve"> contra el gasto real en alimentos de los hogares, y analizar cómo varían tanto el costo como la asequibilidad entre zonas urbanas y rurales, entre áreas subnacionales (distritos en Bangladesh y Bután, estados en India, zonas administrativas en Nepal) y entre las distintas estaciones del año. El estudio busca además identificar, en cada contexto subnacional, si la restricción más determinante para acceder a una dieta nutritiva es el precio de los alimentos o el nivel de ingreso de los hogares, con el fin de aportar evidencia para la priorización de inversiones en transporte y almacenamiento de alimentos perecederos y para un replanteamiento de las políticas alimentarias, tradicionalmente enfocadas en el control de precios de granos y cereales. El </w:t>
       </w:r>
       <w:proofErr w:type="spellStart"/>
+      <w:proofErr w:type="gramStart"/>
       <w:r>
         <w:rPr>
           <w:rFonts w:ascii="Times New Roman" w:hAnsi="Times New Roman" w:cs="Times New Roman"/>
@@ -12863,6 +13148,7 @@
         <w:t>paper</w:t>
       </w:r>
       <w:proofErr w:type="spellEnd"/>
+      <w:proofErr w:type="gramEnd"/>
       <w:r>
         <w:rPr>
           <w:rFonts w:ascii="Times New Roman" w:hAnsi="Times New Roman" w:cs="Times New Roman"/>
@@ -13333,6 +13619,7 @@
         <w:t xml:space="preserve"> total se obtiene sumando el costo por grupo a través de los siete grupos de alimentos. Para asegurar comparabilidad entre los cuatro países, se construyó una FBDG regional armonizada a partir de las guías nacionales cuantitativas de Bangladesh e India (las únicas, junto con Sri Lanka, que cuentan con guías cuantitativas en la región), ya que Sri Lanka no forma parte de este </w:t>
       </w:r>
       <w:proofErr w:type="spellStart"/>
+      <w:proofErr w:type="gramStart"/>
       <w:r>
         <w:rPr>
           <w:rFonts w:ascii="Times New Roman" w:hAnsi="Times New Roman" w:cs="Times New Roman"/>
@@ -13342,6 +13629,7 @@
         <w:t>paper</w:t>
       </w:r>
       <w:proofErr w:type="spellEnd"/>
+      <w:proofErr w:type="gramEnd"/>
       <w:r>
         <w:rPr>
           <w:rFonts w:ascii="Times New Roman" w:hAnsi="Times New Roman" w:cs="Times New Roman"/>
@@ -15349,7 +15637,25 @@
           <w:sz w:val="24"/>
           <w:szCs w:val="24"/>
         </w:rPr>
-        <w:t xml:space="preserve"> tras un choque que requiere un colchón del 50% va de 4% en Níger a 48% en Madagascar, variación explicada principalmente porque el costo de la dieta energética respecto al ingreso medio es dos veces mayor en Madagascar, y en parte por una mayor desigualdad de ingresos. El caso de Níger y Mozambique ejemplifica también el rol de la desigualdad: ambos países tienen costos relativos de dieta e ingresos similares, pero Mozambique, con un índice de Gini de 54 frente a 37 en Níger, tiene 8% de su población sin acceso a la dieta energética y 12% adicional en riesgo, cifras significativamente mayores que en Níger. El modelo de regresión confirma que, para la población más vulnerable, aquella que no puede costear la dieta energética incluso sin choque, la desigualdad de ingresos tiene la asociación más fuerte, seguida del ingreso medio con una relación inversa significativa, mientras que el costo de la dieta no resulta estadísticamente significativo, lo cual es consistente con que esta dieta es relativamente barata incluso en países de bajos ingresos. Para quienes están en riesgo de perder acceso a la dieta energética ante un choque, la desigualdad sigue dominando pero el costo de la dieta se vuelve estadísticamente significativo, dado que un choque que reduce el ingreso real en un tercio amplifica las diferencias de costo relativo entre países. Para quienes no pueden costear la dieta saludable pero sí la energética, los tres predictores, desigualdad, ingreso medio y costo de la dieta, resultan estadísticamente significativos y de magnitud comparable. Finalmente, para quienes están en riesgo de perder acceso a la dieta saludable ante un choque, el coeficiente de Gini deja de ser estadísticamente significativo, lo que indica que la redistribución del ingreso no sería efectiva para ese grupo específico, siendo más determinante el aumento del ingreso medio y, especialmente, la reducción del costo de la dieta. El análisis de sensibilidad, reportado también para colchones menores de 11% y 25%, confirma que estos resultados se </w:t>
+        <w:t xml:space="preserve"> tras un choque que requiere un colchón del 50% va de 4% en Níger a 48% en Madagascar, variación explicada principalmente porque el costo de la dieta energética respecto al ingreso medio es dos veces mayor en Madagascar, y en parte por una mayor desigualdad de ingresos. El caso de Níger y Mozambique ejemplifica también el rol de la desigualdad: ambos países tienen costos relativos de dieta e ingresos similares, pero Mozambique, con un índice de Gini de 54 frente a 37 en Níger, tiene 8% de su población sin acceso a la dieta energética y 12% adicional en riesgo, cifras significativamente mayores que en Níger. El modelo de regresión confirma que, para la población más vulnerable, aquella que no puede costear la dieta energética incluso sin choque, la desigualdad de ingresos tiene la asociación más fuerte, seguida del ingreso medio con una relación inversa significativa, mientras que el costo de la dieta no resulta estadísticamente significativo, lo cual es consistente con que esta dieta es relativamente barata incluso en países de bajos ingresos. Para quienes están en riesgo de perder acceso a la dieta energética ante un choque, la desigualdad sigue </w:t>
+      </w:r>
+      <w:proofErr w:type="gramStart"/>
+      <w:r>
+        <w:rPr>
+          <w:rFonts w:ascii="Times New Roman" w:eastAsia="Times New Roman" w:hAnsi="Times New Roman" w:cs="Times New Roman"/>
+          <w:sz w:val="24"/>
+          <w:szCs w:val="24"/>
+        </w:rPr>
+        <w:t>dominando</w:t>
+      </w:r>
+      <w:proofErr w:type="gramEnd"/>
+      <w:r>
+        <w:rPr>
+          <w:rFonts w:ascii="Times New Roman" w:eastAsia="Times New Roman" w:hAnsi="Times New Roman" w:cs="Times New Roman"/>
+          <w:sz w:val="24"/>
+          <w:szCs w:val="24"/>
+        </w:rPr>
+        <w:t xml:space="preserve"> pero el costo de la dieta se vuelve estadísticamente significativo, dado que un choque que reduce el ingreso real en un tercio amplifica las diferencias de costo relativo entre países. Para quienes no pueden costear la dieta saludable pero sí la energética, los tres predictores, desigualdad, ingreso medio y costo de la dieta, resultan estadísticamente significativos y de magnitud comparable. Finalmente, para quienes están en riesgo de perder acceso a la dieta saludable ante un choque, el coeficiente de Gini deja de ser estadísticamente significativo, lo que indica que la redistribución del ingreso no sería efectiva para ese grupo específico, siendo más determinante el aumento del ingreso medio y, especialmente, la reducción del costo de la dieta. El análisis de sensibilidad, reportado también para colchones menores de 11% y 25%, confirma que estos resultados se </w:t>
       </w:r>
       <w:r>
         <w:rPr>
@@ -15359,6 +15665,437 @@
         </w:rPr>
         <w:lastRenderedPageBreak/>
         <w:t>mantienen en signo, magnitud y significancia estadística, y estima que, para las personas que luchan por costear la dieta energética, una reducción de un punto porcentual en la desigualdad de ingresos genera un beneficio entre tres y siete veces mayor que un aumento equivalente en el ingreso medio per cápita.</w:t>
+      </w:r>
+    </w:p>
+    <w:p>
+      <w:pPr>
+        <w:jc w:val="both"/>
+        <w:rPr>
+          <w:rFonts w:ascii="Times New Roman" w:eastAsia="Times New Roman" w:hAnsi="Times New Roman" w:cs="Times New Roman"/>
+          <w:sz w:val="24"/>
+          <w:szCs w:val="24"/>
+        </w:rPr>
+      </w:pPr>
+    </w:p>
+    <w:p>
+      <w:pPr>
+        <w:pStyle w:val="Prrafodelista"/>
+        <w:numPr>
+          <w:ilvl w:val="0"/>
+          <w:numId w:val="3"/>
+        </w:numPr>
+        <w:jc w:val="both"/>
+        <w:rPr>
+          <w:rFonts w:ascii="Times New Roman" w:eastAsia="Times New Roman" w:hAnsi="Times New Roman" w:cs="Times New Roman"/>
+          <w:sz w:val="24"/>
+          <w:szCs w:val="24"/>
+        </w:rPr>
+      </w:pPr>
+      <w:r>
+        <w:rPr>
+          <w:rFonts w:ascii="Times New Roman" w:eastAsia="Times New Roman" w:hAnsi="Times New Roman" w:cs="Times New Roman"/>
+          <w:b/>
+          <w:bCs/>
+          <w:sz w:val="24"/>
+          <w:szCs w:val="24"/>
+        </w:rPr>
+        <w:t xml:space="preserve">Passarelli et al., </w:t>
+      </w:r>
+      <w:r>
+        <w:rPr>
+          <w:rFonts w:ascii="Times New Roman" w:eastAsia="Times New Roman" w:hAnsi="Times New Roman" w:cs="Times New Roman"/>
+          <w:b/>
+          <w:bCs/>
+          <w:sz w:val="24"/>
+          <w:szCs w:val="24"/>
+        </w:rPr>
+        <w:t>(</w:t>
+      </w:r>
+      <w:r>
+        <w:rPr>
+          <w:rFonts w:ascii="Times New Roman" w:eastAsia="Times New Roman" w:hAnsi="Times New Roman" w:cs="Times New Roman"/>
+          <w:b/>
+          <w:bCs/>
+          <w:sz w:val="24"/>
+          <w:szCs w:val="24"/>
+        </w:rPr>
+        <w:t>2024</w:t>
+      </w:r>
+      <w:r>
+        <w:rPr>
+          <w:rFonts w:ascii="Times New Roman" w:eastAsia="Times New Roman" w:hAnsi="Times New Roman" w:cs="Times New Roman"/>
+          <w:b/>
+          <w:bCs/>
+          <w:sz w:val="24"/>
+          <w:szCs w:val="24"/>
+        </w:rPr>
+        <w:t>)</w:t>
+      </w:r>
+    </w:p>
+    <w:p>
+      <w:pPr>
+        <w:jc w:val="both"/>
+        <w:rPr>
+          <w:rStyle w:val="Fuerte"/>
+          <w:rFonts w:ascii="Times New Roman" w:hAnsi="Times New Roman" w:cs="Times New Roman"/>
+          <w:sz w:val="24"/>
+          <w:szCs w:val="24"/>
+        </w:rPr>
+      </w:pPr>
+      <w:r>
+        <w:rPr>
+          <w:rStyle w:val="Fuerte"/>
+          <w:rFonts w:ascii="Times New Roman" w:hAnsi="Times New Roman" w:cs="Times New Roman"/>
+          <w:sz w:val="24"/>
+          <w:szCs w:val="24"/>
+        </w:rPr>
+        <w:t>Objetivo</w:t>
+      </w:r>
+    </w:p>
+    <w:p>
+      <w:pPr>
+        <w:jc w:val="both"/>
+        <w:rPr>
+          <w:rFonts w:ascii="Times New Roman" w:hAnsi="Times New Roman" w:cs="Times New Roman"/>
+          <w:sz w:val="24"/>
+          <w:szCs w:val="24"/>
+        </w:rPr>
+      </w:pPr>
+      <w:r>
+        <w:rPr>
+          <w:rFonts w:ascii="Times New Roman" w:hAnsi="Times New Roman" w:cs="Times New Roman"/>
+          <w:sz w:val="24"/>
+          <w:szCs w:val="24"/>
+        </w:rPr>
+        <w:t xml:space="preserve">Estimar la prevalencia global de ingestas inadecuadas de micronutrientes para 15 nutrientes esenciales y de identificar las brechas dietéticas de nutrientes en grupos demográficos y países específicos, dado que, si bien en la última década se han evaluado las deficiencias globales de micronutrientes y la inadecuación global del suministro de nutrientes, hasta el momento no existían estimaciones globales de la inadecuación de la ingesta real de micronutrientes. El estudio buscó desarrollar un enfoque novedoso y replicable de modelación que tuviera en cuenta la forma de la distribución de ingesta de nutrientes de cada población, aplicando estas distribuciones a datos disponibles públicamente de la Global </w:t>
+      </w:r>
+      <w:proofErr w:type="spellStart"/>
+      <w:r>
+        <w:rPr>
+          <w:rFonts w:ascii="Times New Roman" w:hAnsi="Times New Roman" w:cs="Times New Roman"/>
+          <w:sz w:val="24"/>
+          <w:szCs w:val="24"/>
+        </w:rPr>
+        <w:t>Dietary</w:t>
+      </w:r>
+      <w:proofErr w:type="spellEnd"/>
+      <w:r>
+        <w:rPr>
+          <w:rFonts w:ascii="Times New Roman" w:hAnsi="Times New Roman" w:cs="Times New Roman"/>
+          <w:sz w:val="24"/>
+          <w:szCs w:val="24"/>
+        </w:rPr>
+        <w:t xml:space="preserve"> </w:t>
+      </w:r>
+      <w:proofErr w:type="spellStart"/>
+      <w:r>
+        <w:rPr>
+          <w:rFonts w:ascii="Times New Roman" w:hAnsi="Times New Roman" w:cs="Times New Roman"/>
+          <w:sz w:val="24"/>
+          <w:szCs w:val="24"/>
+        </w:rPr>
+        <w:t>Database</w:t>
+      </w:r>
+      <w:proofErr w:type="spellEnd"/>
+      <w:r>
+        <w:rPr>
+          <w:rFonts w:ascii="Times New Roman" w:hAnsi="Times New Roman" w:cs="Times New Roman"/>
+          <w:sz w:val="24"/>
+          <w:szCs w:val="24"/>
+        </w:rPr>
+        <w:t xml:space="preserve"> (GDD) sobre ingestas medianas modeladas de 15 micronutrientes en 34 grupos de edad y sexo de 185 países, con el fin de estimar la prevalencia de ingesta inadecuada para el 99.3% de la población mundial y de poner a disposición de investigadores y responsables de política pública tanto los datos como el código utilizado.</w:t>
+      </w:r>
+    </w:p>
+    <w:p>
+      <w:pPr>
+        <w:jc w:val="both"/>
+        <w:rPr>
+          <w:rStyle w:val="Fuerte"/>
+          <w:rFonts w:ascii="Times New Roman" w:hAnsi="Times New Roman" w:cs="Times New Roman"/>
+          <w:sz w:val="24"/>
+          <w:szCs w:val="24"/>
+        </w:rPr>
+      </w:pPr>
+      <w:r>
+        <w:rPr>
+          <w:rStyle w:val="Fuerte"/>
+          <w:rFonts w:ascii="Times New Roman" w:hAnsi="Times New Roman" w:cs="Times New Roman"/>
+          <w:sz w:val="24"/>
+          <w:szCs w:val="24"/>
+        </w:rPr>
+        <w:t>Metodología</w:t>
+      </w:r>
+    </w:p>
+    <w:p>
+      <w:pPr>
+        <w:jc w:val="both"/>
+        <w:rPr>
+          <w:rFonts w:ascii="Times New Roman" w:hAnsi="Times New Roman" w:cs="Times New Roman"/>
+          <w:sz w:val="24"/>
+          <w:szCs w:val="24"/>
+        </w:rPr>
+      </w:pPr>
+      <w:r>
+        <w:rPr>
+          <w:rFonts w:ascii="Times New Roman" w:hAnsi="Times New Roman" w:cs="Times New Roman"/>
+          <w:sz w:val="24"/>
+          <w:szCs w:val="24"/>
+        </w:rPr>
+        <w:t xml:space="preserve">El estudio definió 34 subpoblaciones por grupo de edad y sexo (hombres y mujeres en 17 grupos etarios de 0 a 80 años en intervalos de 5 años, más un grupo de 80 años o más) para 185 países o territorios, usando estimaciones de tamaño poblacional del Banco Mundial para el año 2018, año más reciente con datos disponibles en la GDD, cuando la población mundial era de aproximadamente 7.57 mil millones de personas. Para cada subpoblación se construyó una distribución de ingesta de nutrientes definida por dos parámetros: la mediana de ingesta (escala de la distribución) y la forma de la distribución (variabilidad de la ingesta). La mediana de ingesta se tomó de la GDD, que recopila datos de encuestas de hogares y hojas de balance de alimentos para estimar la ingesta mediana de 17 micronutrientes a partir de 19 categorías de alimentos y bebidas, promediando entre niveles de educación (bajo, medio y alto) y áreas de residencia (rural y urbana) para ajustar a los 34 grupos de edad y sexo definidos; de este conjunto se excluyeron el potasio (por no contar con requerimientos promedio aceptados) y la vitamina D (por su alta variabilidad geográfica asociada a la exposición solar), quedando 15 micronutrientes (nueve vitaminas y seis minerales) para el análisis. Para el calcio y el magnesio se ajustó adicionalmente el aporte del agua potable, asumiendo que toda la población consume su ingesta adecuada diaria de agua con una concentración promedio de 46 mg de calcio y 16 mg de magnesio por litro, según cifras de la OMS. La forma de cada distribución (log-normal o gamma) se tomó de la base de datos </w:t>
+      </w:r>
+      <w:proofErr w:type="spellStart"/>
+      <w:r>
+        <w:rPr>
+          <w:rFonts w:ascii="Times New Roman" w:hAnsi="Times New Roman" w:cs="Times New Roman"/>
+          <w:sz w:val="24"/>
+          <w:szCs w:val="24"/>
+        </w:rPr>
+        <w:t>nutriR</w:t>
+      </w:r>
+      <w:proofErr w:type="spellEnd"/>
+      <w:r>
+        <w:rPr>
+          <w:rFonts w:ascii="Times New Roman" w:hAnsi="Times New Roman" w:cs="Times New Roman"/>
+          <w:sz w:val="24"/>
+          <w:szCs w:val="24"/>
+        </w:rPr>
+        <w:t xml:space="preserve">, construida por los mismos autores a partir de encuestas de recordatorio dietético de 31 países que cumplían criterios de inclusión (datos individuales, información calculada a nivel de nutriente, al menos dos días de ingesta dietética para parte de los participantes, datos basados en recordatorio de 24 horas o registro de alimentos, y una muestra de más de 200 </w:t>
+      </w:r>
+      <w:r>
+        <w:rPr>
+          <w:rFonts w:ascii="Times New Roman" w:hAnsi="Times New Roman" w:cs="Times New Roman"/>
+          <w:sz w:val="24"/>
+          <w:szCs w:val="24"/>
+        </w:rPr>
+        <w:lastRenderedPageBreak/>
+        <w:t xml:space="preserve">personas); cuando no había datos de forma disponibles para una subpoblación específica, se utilizó un procedimiento de emparejamiento jerárquico que priorizaba, en orden, la subpoblación real, el grupo etario más cercano dentro del mismo país y sexo, el grupo etario correspondiente del sexo opuesto en el mismo país, y el grupo de edad y sexo correspondiente del país con la ingesta de nutrientes más similar (determinado mediante la menor distancia euclidiana en una matriz de disimilitud construida con las ingestas nacionales de nutrientes de 2018 de la GDD). Una vez emparejados los parámetros de forma, estos se desplazaron matemáticamente (manteniendo el parámetro de variabilidad, sigma para log-normal o alfa para gamma, y desplazando el parámetro de centralidad, mu o beta) para que la distribución final coincidiera con la mediana de la GDD mediante la función </w:t>
+      </w:r>
+      <w:proofErr w:type="spellStart"/>
+      <w:r>
+        <w:rPr>
+          <w:rFonts w:ascii="Times New Roman" w:hAnsi="Times New Roman" w:cs="Times New Roman"/>
+          <w:sz w:val="24"/>
+          <w:szCs w:val="24"/>
+        </w:rPr>
+        <w:t>shift_</w:t>
+      </w:r>
+      <w:proofErr w:type="gramStart"/>
+      <w:r>
+        <w:rPr>
+          <w:rFonts w:ascii="Times New Roman" w:hAnsi="Times New Roman" w:cs="Times New Roman"/>
+          <w:sz w:val="24"/>
+          <w:szCs w:val="24"/>
+        </w:rPr>
+        <w:t>dist</w:t>
+      </w:r>
+      <w:proofErr w:type="spellEnd"/>
+      <w:r>
+        <w:rPr>
+          <w:rFonts w:ascii="Times New Roman" w:hAnsi="Times New Roman" w:cs="Times New Roman"/>
+          <w:sz w:val="24"/>
+          <w:szCs w:val="24"/>
+        </w:rPr>
+        <w:t>(</w:t>
+      </w:r>
+      <w:proofErr w:type="gramEnd"/>
+      <w:r>
+        <w:rPr>
+          <w:rFonts w:ascii="Times New Roman" w:hAnsi="Times New Roman" w:cs="Times New Roman"/>
+          <w:sz w:val="24"/>
+          <w:szCs w:val="24"/>
+        </w:rPr>
+        <w:t xml:space="preserve">) del paquete </w:t>
+      </w:r>
+      <w:proofErr w:type="spellStart"/>
+      <w:r>
+        <w:rPr>
+          <w:rFonts w:ascii="Times New Roman" w:hAnsi="Times New Roman" w:cs="Times New Roman"/>
+          <w:sz w:val="24"/>
+          <w:szCs w:val="24"/>
+        </w:rPr>
+        <w:t>nutriR</w:t>
+      </w:r>
+      <w:proofErr w:type="spellEnd"/>
+      <w:r>
+        <w:rPr>
+          <w:rFonts w:ascii="Times New Roman" w:hAnsi="Times New Roman" w:cs="Times New Roman"/>
+          <w:sz w:val="24"/>
+          <w:szCs w:val="24"/>
+        </w:rPr>
+        <w:t xml:space="preserve">. Para los requerimientos de nutrientes se usaron los valores promedio armonizados por edad y sexo propuestos por Allen y colegas, construyendo una distribución normal de requerimientos cuya desviación estándar se derivó asumiendo un coeficiente de variación de 0.25 para la vitamina B12 y de 0.10 para los demás nutrientes, siguiendo la recomendación de Renwick y colegas. Para el zinc y el hierro se especificaron requerimientos promedio específicos por país, dado que su absorción se ve afectada por la </w:t>
+      </w:r>
+      <w:proofErr w:type="spellStart"/>
+      <w:r>
+        <w:rPr>
+          <w:rFonts w:ascii="Times New Roman" w:hAnsi="Times New Roman" w:cs="Times New Roman"/>
+          <w:sz w:val="24"/>
+          <w:szCs w:val="24"/>
+        </w:rPr>
+        <w:t>fitatos</w:t>
+      </w:r>
+      <w:proofErr w:type="spellEnd"/>
+      <w:r>
+        <w:rPr>
+          <w:rFonts w:ascii="Times New Roman" w:hAnsi="Times New Roman" w:cs="Times New Roman"/>
+          <w:sz w:val="24"/>
+          <w:szCs w:val="24"/>
+        </w:rPr>
+        <w:t xml:space="preserve"> y, en el caso del hierro, también por el consumo de alimentos de origen animal no lácteo: para el zinc se interpoló linealmente entre el requerimiento promedio más bajo asociado a la menor ingesta de </w:t>
+      </w:r>
+      <w:proofErr w:type="spellStart"/>
+      <w:r>
+        <w:rPr>
+          <w:rFonts w:ascii="Times New Roman" w:hAnsi="Times New Roman" w:cs="Times New Roman"/>
+          <w:sz w:val="24"/>
+          <w:szCs w:val="24"/>
+        </w:rPr>
+        <w:t>fitatos</w:t>
+      </w:r>
+      <w:proofErr w:type="spellEnd"/>
+      <w:r>
+        <w:rPr>
+          <w:rFonts w:ascii="Times New Roman" w:hAnsi="Times New Roman" w:cs="Times New Roman"/>
+          <w:sz w:val="24"/>
+          <w:szCs w:val="24"/>
+        </w:rPr>
+        <w:t xml:space="preserve"> y el requerimiento más alto asociado a la mayor ingesta de </w:t>
+      </w:r>
+      <w:proofErr w:type="spellStart"/>
+      <w:r>
+        <w:rPr>
+          <w:rFonts w:ascii="Times New Roman" w:hAnsi="Times New Roman" w:cs="Times New Roman"/>
+          <w:sz w:val="24"/>
+          <w:szCs w:val="24"/>
+        </w:rPr>
+        <w:t>fitatos</w:t>
+      </w:r>
+      <w:proofErr w:type="spellEnd"/>
+      <w:r>
+        <w:rPr>
+          <w:rFonts w:ascii="Times New Roman" w:hAnsi="Times New Roman" w:cs="Times New Roman"/>
+          <w:sz w:val="24"/>
+          <w:szCs w:val="24"/>
+        </w:rPr>
+        <w:t xml:space="preserve">, usando estimaciones de ingesta de </w:t>
+      </w:r>
+      <w:proofErr w:type="spellStart"/>
+      <w:r>
+        <w:rPr>
+          <w:rFonts w:ascii="Times New Roman" w:hAnsi="Times New Roman" w:cs="Times New Roman"/>
+          <w:sz w:val="24"/>
+          <w:szCs w:val="24"/>
+        </w:rPr>
+        <w:t>fitatos</w:t>
+      </w:r>
+      <w:proofErr w:type="spellEnd"/>
+      <w:r>
+        <w:rPr>
+          <w:rFonts w:ascii="Times New Roman" w:hAnsi="Times New Roman" w:cs="Times New Roman"/>
+          <w:sz w:val="24"/>
+          <w:szCs w:val="24"/>
+        </w:rPr>
+        <w:t xml:space="preserve"> por país de Wessells y Brown; para el hierro se construyó un índice de absorción combinando, mediante escalamiento entre 0 y 1, tanto la ingesta de </w:t>
+      </w:r>
+      <w:proofErr w:type="spellStart"/>
+      <w:r>
+        <w:rPr>
+          <w:rFonts w:ascii="Times New Roman" w:hAnsi="Times New Roman" w:cs="Times New Roman"/>
+          <w:sz w:val="24"/>
+          <w:szCs w:val="24"/>
+        </w:rPr>
+        <w:t>fitatos</w:t>
+      </w:r>
+      <w:proofErr w:type="spellEnd"/>
+      <w:r>
+        <w:rPr>
+          <w:rFonts w:ascii="Times New Roman" w:hAnsi="Times New Roman" w:cs="Times New Roman"/>
+          <w:sz w:val="24"/>
+          <w:szCs w:val="24"/>
+        </w:rPr>
+        <w:t xml:space="preserve"> como la ingesta de alimentos de origen animal no lácteo (suma de mariscos, carne procesada, carne roja no procesada y huevo, excluyendo la carne de aves no procesada por no estar disponible en la GDD) proveniente de la GDD, escalando luego este índice combinado entre el 5% y el 16% de absorción real de hierro para finalmente interpolar linealmente los requerimientos específicos de absorción. La estimación de la inadecuación de ingesta, también llamada valor de exposición resumen, se calculó mediante el método de probabilidad, que compara la distribución de ingesta contra una curva de riesgo relativo continua con valor de 1 en ingestas bajas, 0.5 en el requerimiento promedio de ingesta, y 0 en ingestas altas, curva definida a partir de la distribución normal acumulada descrita por el requerimiento promedio y su desviación estándar. El número de personas con ingesta inadecuada en cada subpoblación se calculó como el producto entre el tamaño poblacional de dicho grupo y la prevalencia estimada de inadecuación. Todo el análisis se realizó en el lenguaje R, y tanto los datos como el código fueron puestos a disposición pública en GitHub, además de una aplicación interactiva en R Shiny para explorar los resultados.</w:t>
+      </w:r>
+    </w:p>
+    <w:p>
+      <w:pPr>
+        <w:jc w:val="both"/>
+        <w:rPr>
+          <w:rStyle w:val="Fuerte"/>
+          <w:rFonts w:ascii="Times New Roman" w:hAnsi="Times New Roman" w:cs="Times New Roman"/>
+          <w:sz w:val="24"/>
+          <w:szCs w:val="24"/>
+        </w:rPr>
+      </w:pPr>
+      <w:r>
+        <w:rPr>
+          <w:rStyle w:val="Fuerte"/>
+          <w:rFonts w:ascii="Times New Roman" w:hAnsi="Times New Roman" w:cs="Times New Roman"/>
+          <w:sz w:val="24"/>
+          <w:szCs w:val="24"/>
+        </w:rPr>
+        <w:t>Resultados</w:t>
+      </w:r>
+    </w:p>
+    <w:p>
+      <w:pPr>
+        <w:jc w:val="both"/>
+        <w:rPr>
+          <w:rFonts w:ascii="Times New Roman" w:eastAsia="Times New Roman" w:hAnsi="Times New Roman" w:cs="Times New Roman"/>
+          <w:sz w:val="28"/>
+          <w:szCs w:val="28"/>
+        </w:rPr>
+      </w:pPr>
+      <w:r>
+        <w:rPr>
+          <w:rFonts w:ascii="Times New Roman" w:hAnsi="Times New Roman" w:cs="Times New Roman"/>
+          <w:sz w:val="24"/>
+          <w:szCs w:val="24"/>
+        </w:rPr>
+        <w:t xml:space="preserve">Las estimaciones de ingesta inadecuada fueron, en general, altas y particularmente elevadas para el yodo (5.1 mil millones de personas, equivalente al 68% de la población mundial), la vitamina E (5.0 mil millones de personas, 67%), el calcio (5.0 mil millones de personas, 66%) y el hierro (4.9 mil millones de personas, 65%); asimismo, más de 4 mil millones de personas presentaron ingesta inadecuada de riboflavina (55%), folato (54%) y vitamina C (53%). </w:t>
+      </w:r>
+      <w:proofErr w:type="gramStart"/>
+      <w:r>
+        <w:rPr>
+          <w:rFonts w:ascii="Times New Roman" w:hAnsi="Times New Roman" w:cs="Times New Roman"/>
+          <w:sz w:val="24"/>
+          <w:szCs w:val="24"/>
+        </w:rPr>
+        <w:t>La niacina</w:t>
+      </w:r>
+      <w:proofErr w:type="gramEnd"/>
+      <w:r>
+        <w:rPr>
+          <w:rFonts w:ascii="Times New Roman" w:hAnsi="Times New Roman" w:cs="Times New Roman"/>
+          <w:sz w:val="24"/>
+          <w:szCs w:val="24"/>
+        </w:rPr>
+        <w:t xml:space="preserve"> presentó la menor estimación de inadecuación (1.7 mil millones de personas, 22%), </w:t>
+      </w:r>
+      <w:r>
+        <w:rPr>
+          <w:rFonts w:ascii="Times New Roman" w:hAnsi="Times New Roman" w:cs="Times New Roman"/>
+          <w:sz w:val="24"/>
+          <w:szCs w:val="24"/>
+        </w:rPr>
+        <w:lastRenderedPageBreak/>
+        <w:t xml:space="preserve">seguida por la tiamina (2.2 mil millones de personas, 30%) y el magnesio (2.4 mil millones de personas, 31%). Se identificaron patrones divergentes en algunos países: en India, las ingestas inadecuadas de riboflavina, folato, vitamina B6 y vitamina B12 fueron especialmente altas; Madagascar y la República Democrática del Congo presentaron ingestas inadecuadas de niacina altas; y Rusia, Mongolia y Kazajistán presentaron ingestas inadecuadas de selenio altas. La inadecuación de calcio fue más alta en países del sur de Asia, África subsahariana, y Asia oriental y el Pacífico, siendo elevada en todos los grupos de edad y sexo de estos </w:t>
+      </w:r>
+      <w:proofErr w:type="gramStart"/>
+      <w:r>
+        <w:rPr>
+          <w:rFonts w:ascii="Times New Roman" w:hAnsi="Times New Roman" w:cs="Times New Roman"/>
+          <w:sz w:val="24"/>
+          <w:szCs w:val="24"/>
+        </w:rPr>
+        <w:t>países</w:t>
+      </w:r>
+      <w:proofErr w:type="gramEnd"/>
+      <w:r>
+        <w:rPr>
+          <w:rFonts w:ascii="Times New Roman" w:hAnsi="Times New Roman" w:cs="Times New Roman"/>
+          <w:sz w:val="24"/>
+          <w:szCs w:val="24"/>
+        </w:rPr>
+        <w:t xml:space="preserve"> pero especialmente entre personas de 10 a 30 años; solo los países de Norteamérica, Europa y Asia central mostraron consistentemente baja prevalencia de inadecuación de calcio. La baja prevalencia de inadecuación de yodo se observó únicamente en Europa y Canadá, y para la vitamina E, principalmente en países insulares del Pacífico; para la riboflavina y la vitamina B12, las prevalencias altas de inadecuación fueron comunes únicamente en países del sur de Asia y África. A nivel global, la prevalencia de ingesta inadecuada fue consistentemente más alta en mujeres que en hombres, dentro del mismo país y grupo de edad, para yodo, vitamina B12, hierro y selenio, y fue más alta en mujeres que en hombres en la mayoría de las regiones para calcio, riboflavina, vitamina E y folato; en sentido contrario, la prevalencia fue consistentemente más alta en hombres que en mujeres para magnesio, vitamina B6, zinc, vitamina C, vitamina A, tiamina y niacina.</w:t>
       </w:r>
     </w:p>
     <w:p>
@@ -15679,7 +16416,7 @@
     </w:lvl>
   </w:abstractNum>
   <w:abstractNum w:abstractNumId="2" w15:restartNumberingAfterBreak="0">
-    <w:nsid w:val="6B8E016B"/>
+    <w:nsid w:val="42003D32"/>
     <w:multiLevelType w:val="hybridMultilevel"/>
     <w:tmpl w:val="0E4E12AE"/>
     <w:lvl w:ilvl="0" w:tplc="FFFFFFFF">
@@ -15769,6 +16506,96 @@
     </w:lvl>
   </w:abstractNum>
   <w:abstractNum w:abstractNumId="3" w15:restartNumberingAfterBreak="0">
+    <w:nsid w:val="6B8E016B"/>
+    <w:multiLevelType w:val="hybridMultilevel"/>
+    <w:tmpl w:val="0E4E12AE"/>
+    <w:lvl w:ilvl="0" w:tplc="FFFFFFFF">
+      <w:start w:val="1"/>
+      <w:numFmt w:val="decimal"/>
+      <w:lvlText w:val="%1."/>
+      <w:lvlJc w:val="left"/>
+      <w:pPr>
+        <w:ind w:left="720" w:hanging="360"/>
+      </w:pPr>
+      <w:rPr>
+        <w:b/>
+        <w:bCs/>
+      </w:rPr>
+    </w:lvl>
+    <w:lvl w:ilvl="1" w:tplc="FFFFFFFF" w:tentative="1">
+      <w:start w:val="1"/>
+      <w:numFmt w:val="lowerLetter"/>
+      <w:lvlText w:val="%2."/>
+      <w:lvlJc w:val="left"/>
+      <w:pPr>
+        <w:ind w:left="1440" w:hanging="360"/>
+      </w:pPr>
+    </w:lvl>
+    <w:lvl w:ilvl="2" w:tplc="FFFFFFFF" w:tentative="1">
+      <w:start w:val="1"/>
+      <w:numFmt w:val="lowerRoman"/>
+      <w:lvlText w:val="%3."/>
+      <w:lvlJc w:val="right"/>
+      <w:pPr>
+        <w:ind w:left="2160" w:hanging="180"/>
+      </w:pPr>
+    </w:lvl>
+    <w:lvl w:ilvl="3" w:tplc="FFFFFFFF" w:tentative="1">
+      <w:start w:val="1"/>
+      <w:numFmt w:val="decimal"/>
+      <w:lvlText w:val="%4."/>
+      <w:lvlJc w:val="left"/>
+      <w:pPr>
+        <w:ind w:left="2880" w:hanging="360"/>
+      </w:pPr>
+    </w:lvl>
+    <w:lvl w:ilvl="4" w:tplc="FFFFFFFF" w:tentative="1">
+      <w:start w:val="1"/>
+      <w:numFmt w:val="lowerLetter"/>
+      <w:lvlText w:val="%5."/>
+      <w:lvlJc w:val="left"/>
+      <w:pPr>
+        <w:ind w:left="3600" w:hanging="360"/>
+      </w:pPr>
+    </w:lvl>
+    <w:lvl w:ilvl="5" w:tplc="FFFFFFFF" w:tentative="1">
+      <w:start w:val="1"/>
+      <w:numFmt w:val="lowerRoman"/>
+      <w:lvlText w:val="%6."/>
+      <w:lvlJc w:val="right"/>
+      <w:pPr>
+        <w:ind w:left="4320" w:hanging="180"/>
+      </w:pPr>
+    </w:lvl>
+    <w:lvl w:ilvl="6" w:tplc="FFFFFFFF" w:tentative="1">
+      <w:start w:val="1"/>
+      <w:numFmt w:val="decimal"/>
+      <w:lvlText w:val="%7."/>
+      <w:lvlJc w:val="left"/>
+      <w:pPr>
+        <w:ind w:left="5040" w:hanging="360"/>
+      </w:pPr>
+    </w:lvl>
+    <w:lvl w:ilvl="7" w:tplc="FFFFFFFF" w:tentative="1">
+      <w:start w:val="1"/>
+      <w:numFmt w:val="lowerLetter"/>
+      <w:lvlText w:val="%8."/>
+      <w:lvlJc w:val="left"/>
+      <w:pPr>
+        <w:ind w:left="5760" w:hanging="360"/>
+      </w:pPr>
+    </w:lvl>
+    <w:lvl w:ilvl="8" w:tplc="FFFFFFFF" w:tentative="1">
+      <w:start w:val="1"/>
+      <w:numFmt w:val="lowerRoman"/>
+      <w:lvlText w:val="%9."/>
+      <w:lvlJc w:val="right"/>
+      <w:pPr>
+        <w:ind w:left="6480" w:hanging="180"/>
+      </w:pPr>
+    </w:lvl>
+  </w:abstractNum>
+  <w:abstractNum w:abstractNumId="4" w15:restartNumberingAfterBreak="0">
     <w:nsid w:val="70C743A4"/>
     <w:multiLevelType w:val="hybridMultilevel"/>
     <w:tmpl w:val="F976D2F0"/>
@@ -15880,7 +16707,7 @@
       </w:rPr>
     </w:lvl>
   </w:abstractNum>
-  <w:abstractNum w:abstractNumId="4" w15:restartNumberingAfterBreak="0">
+  <w:abstractNum w:abstractNumId="5" w15:restartNumberingAfterBreak="0">
     <w:nsid w:val="79714922"/>
     <w:multiLevelType w:val="hybridMultilevel"/>
     <w:tmpl w:val="0E4E12AE"/>
@@ -15974,16 +16801,19 @@
     <w:abstractNumId w:val="1"/>
   </w:num>
   <w:num w:numId="2" w16cid:durableId="502361832">
-    <w:abstractNumId w:val="3"/>
+    <w:abstractNumId w:val="4"/>
   </w:num>
   <w:num w:numId="3" w16cid:durableId="2082824204">
-    <w:abstractNumId w:val="4"/>
+    <w:abstractNumId w:val="5"/>
   </w:num>
   <w:num w:numId="4" w16cid:durableId="189535354">
-    <w:abstractNumId w:val="2"/>
+    <w:abstractNumId w:val="3"/>
   </w:num>
   <w:num w:numId="5" w16cid:durableId="1337347763">
     <w:abstractNumId w:val="0"/>
+  </w:num>
+  <w:num w:numId="6" w16cid:durableId="1589532625">
+    <w:abstractNumId w:val="2"/>
   </w:num>
 </w:numbering>
 </file>
@@ -16605,6 +17435,7 @@
   <w:style w:type="character" w:default="1" w:styleId="Fuentedeprrafopredeter">
     <w:name w:val="Default Paragraph Font"/>
     <w:uiPriority w:val="1"/>
+    <w:semiHidden/>
     <w:unhideWhenUsed/>
   </w:style>
   <w:style w:type="table" w:default="1" w:styleId="Tablanormal">

--- a/Proyecto Interno/review-food-security-paper/Hallazgos/zoomv1.docx
+++ b/Proyecto Interno/review-food-security-paper/Hallazgos/zoomv1.docx
@@ -141,6 +141,7 @@
     <w:p>
       <w:pPr>
         <w:spacing w:after="40"/>
+        <w:ind w:left="708" w:hanging="708"/>
         <w:jc w:val="both"/>
         <w:rPr>
           <w:rStyle w:val="Fuerte"/>
